--- a/mon/ngu_van/khbd/lop10/KHBD_NGUVAN10_Bai2_VeDepCuaThoCa_T12-22.docx
+++ b/mon/ngu_van/khbd/lop10/KHBD_NGUVAN10_Bai2_VeDepCuaThoCa_T12-22.docx
@@ -723,6 +723,19 @@
           <w:i w:val="0"/>
         </w:rPr>
         <w:t>- GV dẫn vào bài: Có những bài thơ chỉ vỏn vẹn ba dòng mà khiến người đọc nghĩ mãi – đó là thơ hai-cư của Nhật Bản.</w:t>
+      </w:r>
+    </w:p>
+    <w:p>
+      <w:pPr>
+        <w:spacing w:before="0" w:after="0"/>
+        <w:jc w:val="both"/>
+      </w:pPr>
+      <w:r>
+        <w:rPr>
+          <w:b w:val="0"/>
+          <w:i w:val="0"/>
+        </w:rPr>
+        <w:t>- Video tham khảo: Matsuo Bashō – Người khai sáng thơ Haiku Nhật Bản (kênh Người Nổi Tiếng) – https://www.youtube.com/watch?v=uS7Hxn7RKDo – Tìm hiểu tác giả Ba-sô, thể thơ hai-cư</w:t>
       </w:r>
     </w:p>
     <w:p>
@@ -1406,6 +1419,19 @@
           <w:i w:val="0"/>
         </w:rPr>
         <w:t>- GV dẫn vào bài: Mùa thu năm 766, Đỗ Phủ đang phiêu bạt ở Quỳ Châu, ốm đau, khốn khó; chùm Thu hứng ra đời, chất chứa nỗi nhớ quê và nỗi đau thời thế.</w:t>
+      </w:r>
+    </w:p>
+    <w:p>
+      <w:pPr>
+        <w:spacing w:before="0" w:after="0"/>
+        <w:jc w:val="both"/>
+      </w:pPr>
+      <w:r>
+        <w:rPr>
+          <w:b w:val="0"/>
+          <w:i w:val="0"/>
+        </w:rPr>
+        <w:t>- Video tham khảo: Cảm xúc mùa thu (Thu hứng bài 1, Đỗ Phủ) – Ngữ văn 10 KNTT (kênh Học liệu số giáo dục) – https://www.youtube.com/watch?v=WJr3ux-UmG4 – Đọc, tìm hiểu Thu hứng</w:t>
       </w:r>
     </w:p>
     <w:p>
@@ -2587,6 +2613,19 @@
     </w:p>
     <w:p>
       <w:pPr>
+        <w:spacing w:before="0" w:after="0"/>
+        <w:jc w:val="both"/>
+      </w:pPr>
+      <w:r>
+        <w:rPr>
+          <w:b w:val="0"/>
+          <w:i w:val="0"/>
+        </w:rPr>
+        <w:t>- Video tham khảo: Bài thơ Mùa xuân chín – Hàn Mặc Tử – NSƯT Trần Thị Tuyết diễn ngâm (kênh Lê &amp; H) – https://www.youtube.com/watch?v=Qvss02_9RAk – Đọc diễn cảm Mùa xuân chín</w:t>
+      </w:r>
+    </w:p>
+    <w:p>
+      <w:pPr>
         <w:spacing w:before="80" w:after="0"/>
         <w:jc w:val="center"/>
       </w:pPr>
@@ -3106,6 +3145,19 @@
     </w:p>
     <w:p>
       <w:pPr>
+        <w:spacing w:before="0" w:after="0"/>
+        <w:jc w:val="both"/>
+      </w:pPr>
+      <w:r>
+        <w:rPr>
+          <w:b w:val="0"/>
+          <w:i w:val="0"/>
+        </w:rPr>
+        <w:t>- Video tham khảo: Bài thơ Tiếng thu – Lưu Trọng Lư – Ngọc Sang diễn ngâm (kênh Nghệ sĩ ngâm thơ Ngọc Sang) – https://www.youtube.com/watch?v=c5RVyHI_TeU – Mở đầu Văn bản 6 (thay cho bài hát phổ thơ)</w:t>
+      </w:r>
+    </w:p>
+    <w:p>
+      <w:pPr>
         <w:spacing w:before="80" w:after="0"/>
         <w:jc w:val="center"/>
       </w:pPr>
@@ -4211,6 +4263,598 @@
         </w:rPr>
         <w:t>* PHỤ LỤC</w:t>
       </w:r>
+    </w:p>
+    <w:p>
+      <w:pPr>
+        <w:spacing w:before="80" w:after="0"/>
+        <w:jc w:val="center"/>
+      </w:pPr>
+      <w:r>
+        <w:rPr>
+          <w:b/>
+          <w:i w:val="0"/>
+        </w:rPr>
+        <w:t>Học liệu video (đã kiểm tra liên kết)</w:t>
+      </w:r>
+    </w:p>
+    <w:tbl>
+      <w:tblPr>
+        <w:tblStyle w:val="TableGrid"/>
+        <w:tblW w:type="auto" w:w="0"/>
+        <w:jc w:val="center"/>
+        <w:tblLayout w:type="fixed"/>
+        <w:tblLook w:firstColumn="1" w:firstRow="1" w:lastColumn="0" w:lastRow="0" w:noHBand="0" w:noVBand="1" w:val="04A0"/>
+      </w:tblPr>
+      <w:tblGrid>
+        <w:gridCol w:w="1985"/>
+        <w:gridCol w:w="1985"/>
+        <w:gridCol w:w="1985"/>
+        <w:gridCol w:w="1985"/>
+        <w:gridCol w:w="1985"/>
+      </w:tblGrid>
+      <w:tr>
+        <w:tc>
+          <w:tcPr>
+            <w:tcW w:type="dxa" w:w="794"/>
+            <w:shd w:val="clear" w:color="auto" w:fill="DCE6F2"/>
+          </w:tcPr>
+          <w:p>
+            <w:pPr>
+              <w:spacing w:before="80" w:after="0"/>
+              <w:jc w:val="center"/>
+            </w:pPr>
+            <w:r>
+              <w:rPr>
+                <w:b/>
+                <w:i w:val="0"/>
+              </w:rPr>
+              <w:t>STT</w:t>
+            </w:r>
+          </w:p>
+        </w:tc>
+        <w:tc>
+          <w:tcPr>
+            <w:tcW w:type="dxa" w:w="2282"/>
+            <w:shd w:val="clear" w:color="auto" w:fill="DCE6F2"/>
+          </w:tcPr>
+          <w:p>
+            <w:pPr>
+              <w:spacing w:before="80" w:after="0"/>
+              <w:jc w:val="center"/>
+            </w:pPr>
+            <w:r>
+              <w:rPr>
+                <w:b/>
+                <w:i w:val="0"/>
+              </w:rPr>
+              <w:t>Video</w:t>
+            </w:r>
+          </w:p>
+        </w:tc>
+        <w:tc>
+          <w:tcPr>
+            <w:tcW w:type="dxa" w:w="2282"/>
+            <w:shd w:val="clear" w:color="auto" w:fill="DCE6F2"/>
+          </w:tcPr>
+          <w:p>
+            <w:pPr>
+              <w:spacing w:before="80" w:after="0"/>
+              <w:jc w:val="center"/>
+            </w:pPr>
+            <w:r>
+              <w:rPr>
+                <w:b/>
+                <w:i w:val="0"/>
+              </w:rPr>
+              <w:t>Kênh</w:t>
+            </w:r>
+          </w:p>
+        </w:tc>
+        <w:tc>
+          <w:tcPr>
+            <w:tcW w:type="dxa" w:w="2282"/>
+            <w:shd w:val="clear" w:color="auto" w:fill="DCE6F2"/>
+          </w:tcPr>
+          <w:p>
+            <w:pPr>
+              <w:spacing w:before="80" w:after="0"/>
+              <w:jc w:val="center"/>
+            </w:pPr>
+            <w:r>
+              <w:rPr>
+                <w:b/>
+                <w:i w:val="0"/>
+              </w:rPr>
+              <w:t>Dùng ở</w:t>
+            </w:r>
+          </w:p>
+        </w:tc>
+        <w:tc>
+          <w:tcPr>
+            <w:tcW w:type="dxa" w:w="2282"/>
+            <w:shd w:val="clear" w:color="auto" w:fill="DCE6F2"/>
+          </w:tcPr>
+          <w:p>
+            <w:pPr>
+              <w:spacing w:before="80" w:after="0"/>
+              <w:jc w:val="center"/>
+            </w:pPr>
+            <w:r>
+              <w:rPr>
+                <w:b/>
+                <w:i w:val="0"/>
+              </w:rPr>
+              <w:t>Liên kết</w:t>
+            </w:r>
+          </w:p>
+        </w:tc>
+      </w:tr>
+      <w:tr>
+        <w:tc>
+          <w:tcPr>
+            <w:tcW w:type="dxa" w:w="794"/>
+          </w:tcPr>
+          <w:p>
+            <w:pPr>
+              <w:spacing w:before="0" w:after="0"/>
+              <w:jc w:val="both"/>
+            </w:pPr>
+            <w:r>
+              <w:rPr>
+                <w:b w:val="0"/>
+                <w:i w:val="0"/>
+              </w:rPr>
+              <w:t>1</w:t>
+            </w:r>
+          </w:p>
+        </w:tc>
+        <w:tc>
+          <w:tcPr>
+            <w:tcW w:type="dxa" w:w="2282"/>
+          </w:tcPr>
+          <w:p>
+            <w:pPr>
+              <w:spacing w:before="0" w:after="0"/>
+              <w:jc w:val="both"/>
+            </w:pPr>
+            <w:r>
+              <w:rPr>
+                <w:b w:val="0"/>
+                <w:i w:val="0"/>
+              </w:rPr>
+              <w:t>Matsuo Bashō – Người khai sáng thơ Haiku Nhật Bản</w:t>
+            </w:r>
+          </w:p>
+        </w:tc>
+        <w:tc>
+          <w:tcPr>
+            <w:tcW w:type="dxa" w:w="2282"/>
+          </w:tcPr>
+          <w:p>
+            <w:pPr>
+              <w:spacing w:before="0" w:after="0"/>
+              <w:jc w:val="both"/>
+            </w:pPr>
+            <w:r>
+              <w:rPr>
+                <w:b w:val="0"/>
+                <w:i w:val="0"/>
+              </w:rPr>
+              <w:t>Người Nổi Tiếng</w:t>
+            </w:r>
+          </w:p>
+        </w:tc>
+        <w:tc>
+          <w:tcPr>
+            <w:tcW w:type="dxa" w:w="2282"/>
+          </w:tcPr>
+          <w:p>
+            <w:pPr>
+              <w:spacing w:before="0" w:after="0"/>
+              <w:jc w:val="both"/>
+            </w:pPr>
+            <w:r>
+              <w:rPr>
+                <w:b w:val="0"/>
+                <w:i w:val="0"/>
+              </w:rPr>
+              <w:t>Tìm hiểu tác giả Ba-sô, thể thơ hai-cư</w:t>
+            </w:r>
+          </w:p>
+        </w:tc>
+        <w:tc>
+          <w:tcPr>
+            <w:tcW w:type="dxa" w:w="2282"/>
+          </w:tcPr>
+          <w:p>
+            <w:pPr>
+              <w:spacing w:before="0" w:after="0"/>
+              <w:jc w:val="both"/>
+            </w:pPr>
+            <w:r>
+              <w:rPr>
+                <w:b w:val="0"/>
+                <w:i w:val="0"/>
+              </w:rPr>
+              <w:t>https://www.youtube.com/watch?v=uS7Hxn7RKDo</w:t>
+            </w:r>
+          </w:p>
+        </w:tc>
+      </w:tr>
+      <w:tr>
+        <w:tc>
+          <w:tcPr>
+            <w:tcW w:type="dxa" w:w="794"/>
+          </w:tcPr>
+          <w:p>
+            <w:pPr>
+              <w:spacing w:before="0" w:after="0"/>
+              <w:jc w:val="both"/>
+            </w:pPr>
+            <w:r>
+              <w:rPr>
+                <w:b w:val="0"/>
+                <w:i w:val="0"/>
+              </w:rPr>
+              <w:t>2</w:t>
+            </w:r>
+          </w:p>
+        </w:tc>
+        <w:tc>
+          <w:tcPr>
+            <w:tcW w:type="dxa" w:w="2282"/>
+          </w:tcPr>
+          <w:p>
+            <w:pPr>
+              <w:spacing w:before="0" w:after="0"/>
+              <w:jc w:val="both"/>
+            </w:pPr>
+            <w:r>
+              <w:rPr>
+                <w:b w:val="0"/>
+                <w:i w:val="0"/>
+              </w:rPr>
+              <w:t>Cảm xúc mùa thu (Thu hứng bài 1, Đỗ Phủ) – Ngữ văn 10 KNTT</w:t>
+            </w:r>
+          </w:p>
+        </w:tc>
+        <w:tc>
+          <w:tcPr>
+            <w:tcW w:type="dxa" w:w="2282"/>
+          </w:tcPr>
+          <w:p>
+            <w:pPr>
+              <w:spacing w:before="0" w:after="0"/>
+              <w:jc w:val="both"/>
+            </w:pPr>
+            <w:r>
+              <w:rPr>
+                <w:b w:val="0"/>
+                <w:i w:val="0"/>
+              </w:rPr>
+              <w:t>Học liệu số giáo dục</w:t>
+            </w:r>
+          </w:p>
+        </w:tc>
+        <w:tc>
+          <w:tcPr>
+            <w:tcW w:type="dxa" w:w="2282"/>
+          </w:tcPr>
+          <w:p>
+            <w:pPr>
+              <w:spacing w:before="0" w:after="0"/>
+              <w:jc w:val="both"/>
+            </w:pPr>
+            <w:r>
+              <w:rPr>
+                <w:b w:val="0"/>
+                <w:i w:val="0"/>
+              </w:rPr>
+              <w:t>Đọc, tìm hiểu Thu hứng</w:t>
+            </w:r>
+          </w:p>
+        </w:tc>
+        <w:tc>
+          <w:tcPr>
+            <w:tcW w:type="dxa" w:w="2282"/>
+          </w:tcPr>
+          <w:p>
+            <w:pPr>
+              <w:spacing w:before="0" w:after="0"/>
+              <w:jc w:val="both"/>
+            </w:pPr>
+            <w:r>
+              <w:rPr>
+                <w:b w:val="0"/>
+                <w:i w:val="0"/>
+              </w:rPr>
+              <w:t>https://www.youtube.com/watch?v=WJr3ux-UmG4</w:t>
+            </w:r>
+          </w:p>
+        </w:tc>
+      </w:tr>
+      <w:tr>
+        <w:tc>
+          <w:tcPr>
+            <w:tcW w:type="dxa" w:w="794"/>
+          </w:tcPr>
+          <w:p>
+            <w:pPr>
+              <w:spacing w:before="0" w:after="0"/>
+              <w:jc w:val="both"/>
+            </w:pPr>
+            <w:r>
+              <w:rPr>
+                <w:b w:val="0"/>
+                <w:i w:val="0"/>
+              </w:rPr>
+              <w:t>3</w:t>
+            </w:r>
+          </w:p>
+        </w:tc>
+        <w:tc>
+          <w:tcPr>
+            <w:tcW w:type="dxa" w:w="2282"/>
+          </w:tcPr>
+          <w:p>
+            <w:pPr>
+              <w:spacing w:before="0" w:after="0"/>
+              <w:jc w:val="both"/>
+            </w:pPr>
+            <w:r>
+              <w:rPr>
+                <w:b w:val="0"/>
+                <w:i w:val="0"/>
+              </w:rPr>
+              <w:t>Bài thơ Mùa xuân chín – Hàn Mặc Tử – NSƯT Trần Thị Tuyết diễn ngâm</w:t>
+            </w:r>
+          </w:p>
+        </w:tc>
+        <w:tc>
+          <w:tcPr>
+            <w:tcW w:type="dxa" w:w="2282"/>
+          </w:tcPr>
+          <w:p>
+            <w:pPr>
+              <w:spacing w:before="0" w:after="0"/>
+              <w:jc w:val="both"/>
+            </w:pPr>
+            <w:r>
+              <w:rPr>
+                <w:b w:val="0"/>
+                <w:i w:val="0"/>
+              </w:rPr>
+              <w:t>Lê &amp; H</w:t>
+            </w:r>
+          </w:p>
+        </w:tc>
+        <w:tc>
+          <w:tcPr>
+            <w:tcW w:type="dxa" w:w="2282"/>
+          </w:tcPr>
+          <w:p>
+            <w:pPr>
+              <w:spacing w:before="0" w:after="0"/>
+              <w:jc w:val="both"/>
+            </w:pPr>
+            <w:r>
+              <w:rPr>
+                <w:b w:val="0"/>
+                <w:i w:val="0"/>
+              </w:rPr>
+              <w:t>Đọc diễn cảm Mùa xuân chín</w:t>
+            </w:r>
+          </w:p>
+        </w:tc>
+        <w:tc>
+          <w:tcPr>
+            <w:tcW w:type="dxa" w:w="2282"/>
+          </w:tcPr>
+          <w:p>
+            <w:pPr>
+              <w:spacing w:before="0" w:after="0"/>
+              <w:jc w:val="both"/>
+            </w:pPr>
+            <w:r>
+              <w:rPr>
+                <w:b w:val="0"/>
+                <w:i w:val="0"/>
+              </w:rPr>
+              <w:t>https://www.youtube.com/watch?v=Qvss02_9RAk</w:t>
+            </w:r>
+          </w:p>
+        </w:tc>
+      </w:tr>
+      <w:tr>
+        <w:tc>
+          <w:tcPr>
+            <w:tcW w:type="dxa" w:w="794"/>
+          </w:tcPr>
+          <w:p>
+            <w:pPr>
+              <w:spacing w:before="0" w:after="0"/>
+              <w:jc w:val="both"/>
+            </w:pPr>
+            <w:r>
+              <w:rPr>
+                <w:b w:val="0"/>
+                <w:i w:val="0"/>
+              </w:rPr>
+              <w:t>4</w:t>
+            </w:r>
+          </w:p>
+        </w:tc>
+        <w:tc>
+          <w:tcPr>
+            <w:tcW w:type="dxa" w:w="2282"/>
+          </w:tcPr>
+          <w:p>
+            <w:pPr>
+              <w:spacing w:before="0" w:after="0"/>
+              <w:jc w:val="both"/>
+            </w:pPr>
+            <w:r>
+              <w:rPr>
+                <w:b w:val="0"/>
+                <w:i w:val="0"/>
+              </w:rPr>
+              <w:t>Radio Văn học: “Mùa xuân chín” (Hàn Mặc Tử) qua lời bình của TS. Chu Văn Sơn</w:t>
+            </w:r>
+          </w:p>
+        </w:tc>
+        <w:tc>
+          <w:tcPr>
+            <w:tcW w:type="dxa" w:w="2282"/>
+          </w:tcPr>
+          <w:p>
+            <w:pPr>
+              <w:spacing w:before="0" w:after="0"/>
+              <w:jc w:val="both"/>
+            </w:pPr>
+            <w:r>
+              <w:rPr>
+                <w:b w:val="0"/>
+                <w:i w:val="0"/>
+              </w:rPr>
+              <w:t>Học Văn Cô Sương Mai</w:t>
+            </w:r>
+          </w:p>
+        </w:tc>
+        <w:tc>
+          <w:tcPr>
+            <w:tcW w:type="dxa" w:w="2282"/>
+          </w:tcPr>
+          <w:p>
+            <w:pPr>
+              <w:spacing w:before="0" w:after="0"/>
+              <w:jc w:val="both"/>
+            </w:pPr>
+            <w:r>
+              <w:rPr>
+                <w:b w:val="0"/>
+                <w:i w:val="0"/>
+              </w:rPr>
+              <w:t>Mở rộng – nghe bình thơ (ở nhà)</w:t>
+            </w:r>
+          </w:p>
+        </w:tc>
+        <w:tc>
+          <w:tcPr>
+            <w:tcW w:type="dxa" w:w="2282"/>
+          </w:tcPr>
+          <w:p>
+            <w:pPr>
+              <w:spacing w:before="0" w:after="0"/>
+              <w:jc w:val="both"/>
+            </w:pPr>
+            <w:r>
+              <w:rPr>
+                <w:b w:val="0"/>
+                <w:i w:val="0"/>
+              </w:rPr>
+              <w:t>https://www.youtube.com/watch?v=0Ff0pYhbatU</w:t>
+            </w:r>
+          </w:p>
+        </w:tc>
+      </w:tr>
+      <w:tr>
+        <w:tc>
+          <w:tcPr>
+            <w:tcW w:type="dxa" w:w="794"/>
+          </w:tcPr>
+          <w:p>
+            <w:pPr>
+              <w:spacing w:before="0" w:after="0"/>
+              <w:jc w:val="both"/>
+            </w:pPr>
+            <w:r>
+              <w:rPr>
+                <w:b w:val="0"/>
+                <w:i w:val="0"/>
+              </w:rPr>
+              <w:t>5</w:t>
+            </w:r>
+          </w:p>
+        </w:tc>
+        <w:tc>
+          <w:tcPr>
+            <w:tcW w:type="dxa" w:w="2282"/>
+          </w:tcPr>
+          <w:p>
+            <w:pPr>
+              <w:spacing w:before="0" w:after="0"/>
+              <w:jc w:val="both"/>
+            </w:pPr>
+            <w:r>
+              <w:rPr>
+                <w:b w:val="0"/>
+                <w:i w:val="0"/>
+              </w:rPr>
+              <w:t>Bài thơ Tiếng thu – Lưu Trọng Lư – Ngọc Sang diễn ngâm</w:t>
+            </w:r>
+          </w:p>
+        </w:tc>
+        <w:tc>
+          <w:tcPr>
+            <w:tcW w:type="dxa" w:w="2282"/>
+          </w:tcPr>
+          <w:p>
+            <w:pPr>
+              <w:spacing w:before="0" w:after="0"/>
+              <w:jc w:val="both"/>
+            </w:pPr>
+            <w:r>
+              <w:rPr>
+                <w:b w:val="0"/>
+                <w:i w:val="0"/>
+              </w:rPr>
+              <w:t>Nghệ sĩ ngâm thơ Ngọc Sang</w:t>
+            </w:r>
+          </w:p>
+        </w:tc>
+        <w:tc>
+          <w:tcPr>
+            <w:tcW w:type="dxa" w:w="2282"/>
+          </w:tcPr>
+          <w:p>
+            <w:pPr>
+              <w:spacing w:before="0" w:after="0"/>
+              <w:jc w:val="both"/>
+            </w:pPr>
+            <w:r>
+              <w:rPr>
+                <w:b w:val="0"/>
+                <w:i w:val="0"/>
+              </w:rPr>
+              <w:t>Mở đầu Văn bản 6 (thay cho bài hát phổ thơ)</w:t>
+            </w:r>
+          </w:p>
+        </w:tc>
+        <w:tc>
+          <w:tcPr>
+            <w:tcW w:type="dxa" w:w="2282"/>
+          </w:tcPr>
+          <w:p>
+            <w:pPr>
+              <w:spacing w:before="0" w:after="0"/>
+              <w:jc w:val="both"/>
+            </w:pPr>
+            <w:r>
+              <w:rPr>
+                <w:b w:val="0"/>
+                <w:i w:val="0"/>
+              </w:rPr>
+              <w:t>https://www.youtube.com/watch?v=c5RVyHI_TeU</w:t>
+            </w:r>
+          </w:p>
+        </w:tc>
+      </w:tr>
+    </w:tbl>
+    <w:p>
+      <w:pPr>
+        <w:spacing w:before="0" w:after="0"/>
+        <w:jc w:val="both"/>
+      </w:pPr>
     </w:p>
     <w:p>
       <w:pPr>

--- a/mon/ngu_van/khbd/lop10/KHBD_NGUVAN10_Bai2_VeDepCuaThoCa_T12-22.docx
+++ b/mon/ngu_van/khbd/lop10/KHBD_NGUVAN10_Bai2_VeDepCuaThoCa_T12-22.docx
@@ -723,19 +723,6 @@
           <w:i w:val="0"/>
         </w:rPr>
         <w:t>- GV dẫn vào bài: Có những bài thơ chỉ vỏn vẹn ba dòng mà khiến người đọc nghĩ mãi – đó là thơ hai-cư của Nhật Bản.</w:t>
-      </w:r>
-    </w:p>
-    <w:p>
-      <w:pPr>
-        <w:spacing w:before="0" w:after="0"/>
-        <w:jc w:val="both"/>
-      </w:pPr>
-      <w:r>
-        <w:rPr>
-          <w:b w:val="0"/>
-          <w:i w:val="0"/>
-        </w:rPr>
-        <w:t>- Video tham khảo: Matsuo Bashō – Người khai sáng thơ Haiku Nhật Bản (kênh Người Nổi Tiếng) – https://www.youtube.com/watch?v=uS7Hxn7RKDo – Tìm hiểu tác giả Ba-sô, thể thơ hai-cư</w:t>
       </w:r>
     </w:p>
     <w:p>
@@ -1419,19 +1406,6 @@
           <w:i w:val="0"/>
         </w:rPr>
         <w:t>- GV dẫn vào bài: Mùa thu năm 766, Đỗ Phủ đang phiêu bạt ở Quỳ Châu, ốm đau, khốn khó; chùm Thu hứng ra đời, chất chứa nỗi nhớ quê và nỗi đau thời thế.</w:t>
-      </w:r>
-    </w:p>
-    <w:p>
-      <w:pPr>
-        <w:spacing w:before="0" w:after="0"/>
-        <w:jc w:val="both"/>
-      </w:pPr>
-      <w:r>
-        <w:rPr>
-          <w:b w:val="0"/>
-          <w:i w:val="0"/>
-        </w:rPr>
-        <w:t>- Video tham khảo: Cảm xúc mùa thu (Thu hứng bài 1, Đỗ Phủ) – Ngữ văn 10 KNTT (kênh Học liệu số giáo dục) – https://www.youtube.com/watch?v=WJr3ux-UmG4 – Đọc, tìm hiểu Thu hứng</w:t>
       </w:r>
     </w:p>
     <w:p>
@@ -2613,19 +2587,6 @@
     </w:p>
     <w:p>
       <w:pPr>
-        <w:spacing w:before="0" w:after="0"/>
-        <w:jc w:val="both"/>
-      </w:pPr>
-      <w:r>
-        <w:rPr>
-          <w:b w:val="0"/>
-          <w:i w:val="0"/>
-        </w:rPr>
-        <w:t>- Video tham khảo: Bài thơ Mùa xuân chín – Hàn Mặc Tử – NSƯT Trần Thị Tuyết diễn ngâm (kênh Lê &amp; H) – https://www.youtube.com/watch?v=Qvss02_9RAk – Đọc diễn cảm Mùa xuân chín</w:t>
-      </w:r>
-    </w:p>
-    <w:p>
-      <w:pPr>
         <w:spacing w:before="80" w:after="0"/>
         <w:jc w:val="center"/>
       </w:pPr>
@@ -3145,19 +3106,6 @@
     </w:p>
     <w:p>
       <w:pPr>
-        <w:spacing w:before="0" w:after="0"/>
-        <w:jc w:val="both"/>
-      </w:pPr>
-      <w:r>
-        <w:rPr>
-          <w:b w:val="0"/>
-          <w:i w:val="0"/>
-        </w:rPr>
-        <w:t>- Video tham khảo: Bài thơ Tiếng thu – Lưu Trọng Lư – Ngọc Sang diễn ngâm (kênh Nghệ sĩ ngâm thơ Ngọc Sang) – https://www.youtube.com/watch?v=c5RVyHI_TeU – Mở đầu Văn bản 6 (thay cho bài hát phổ thơ)</w:t>
-      </w:r>
-    </w:p>
-    <w:p>
-      <w:pPr>
         <w:spacing w:before="80" w:after="0"/>
         <w:jc w:val="center"/>
       </w:pPr>
@@ -4263,598 +4211,6 @@
         </w:rPr>
         <w:t>* PHỤ LỤC</w:t>
       </w:r>
-    </w:p>
-    <w:p>
-      <w:pPr>
-        <w:spacing w:before="80" w:after="0"/>
-        <w:jc w:val="center"/>
-      </w:pPr>
-      <w:r>
-        <w:rPr>
-          <w:b/>
-          <w:i w:val="0"/>
-        </w:rPr>
-        <w:t>Học liệu video (đã kiểm tra liên kết)</w:t>
-      </w:r>
-    </w:p>
-    <w:tbl>
-      <w:tblPr>
-        <w:tblStyle w:val="TableGrid"/>
-        <w:tblW w:type="auto" w:w="0"/>
-        <w:jc w:val="center"/>
-        <w:tblLayout w:type="fixed"/>
-        <w:tblLook w:firstColumn="1" w:firstRow="1" w:lastColumn="0" w:lastRow="0" w:noHBand="0" w:noVBand="1" w:val="04A0"/>
-      </w:tblPr>
-      <w:tblGrid>
-        <w:gridCol w:w="1985"/>
-        <w:gridCol w:w="1985"/>
-        <w:gridCol w:w="1985"/>
-        <w:gridCol w:w="1985"/>
-        <w:gridCol w:w="1985"/>
-      </w:tblGrid>
-      <w:tr>
-        <w:tc>
-          <w:tcPr>
-            <w:tcW w:type="dxa" w:w="794"/>
-            <w:shd w:val="clear" w:color="auto" w:fill="DCE6F2"/>
-          </w:tcPr>
-          <w:p>
-            <w:pPr>
-              <w:spacing w:before="80" w:after="0"/>
-              <w:jc w:val="center"/>
-            </w:pPr>
-            <w:r>
-              <w:rPr>
-                <w:b/>
-                <w:i w:val="0"/>
-              </w:rPr>
-              <w:t>STT</w:t>
-            </w:r>
-          </w:p>
-        </w:tc>
-        <w:tc>
-          <w:tcPr>
-            <w:tcW w:type="dxa" w:w="2282"/>
-            <w:shd w:val="clear" w:color="auto" w:fill="DCE6F2"/>
-          </w:tcPr>
-          <w:p>
-            <w:pPr>
-              <w:spacing w:before="80" w:after="0"/>
-              <w:jc w:val="center"/>
-            </w:pPr>
-            <w:r>
-              <w:rPr>
-                <w:b/>
-                <w:i w:val="0"/>
-              </w:rPr>
-              <w:t>Video</w:t>
-            </w:r>
-          </w:p>
-        </w:tc>
-        <w:tc>
-          <w:tcPr>
-            <w:tcW w:type="dxa" w:w="2282"/>
-            <w:shd w:val="clear" w:color="auto" w:fill="DCE6F2"/>
-          </w:tcPr>
-          <w:p>
-            <w:pPr>
-              <w:spacing w:before="80" w:after="0"/>
-              <w:jc w:val="center"/>
-            </w:pPr>
-            <w:r>
-              <w:rPr>
-                <w:b/>
-                <w:i w:val="0"/>
-              </w:rPr>
-              <w:t>Kênh</w:t>
-            </w:r>
-          </w:p>
-        </w:tc>
-        <w:tc>
-          <w:tcPr>
-            <w:tcW w:type="dxa" w:w="2282"/>
-            <w:shd w:val="clear" w:color="auto" w:fill="DCE6F2"/>
-          </w:tcPr>
-          <w:p>
-            <w:pPr>
-              <w:spacing w:before="80" w:after="0"/>
-              <w:jc w:val="center"/>
-            </w:pPr>
-            <w:r>
-              <w:rPr>
-                <w:b/>
-                <w:i w:val="0"/>
-              </w:rPr>
-              <w:t>Dùng ở</w:t>
-            </w:r>
-          </w:p>
-        </w:tc>
-        <w:tc>
-          <w:tcPr>
-            <w:tcW w:type="dxa" w:w="2282"/>
-            <w:shd w:val="clear" w:color="auto" w:fill="DCE6F2"/>
-          </w:tcPr>
-          <w:p>
-            <w:pPr>
-              <w:spacing w:before="80" w:after="0"/>
-              <w:jc w:val="center"/>
-            </w:pPr>
-            <w:r>
-              <w:rPr>
-                <w:b/>
-                <w:i w:val="0"/>
-              </w:rPr>
-              <w:t>Liên kết</w:t>
-            </w:r>
-          </w:p>
-        </w:tc>
-      </w:tr>
-      <w:tr>
-        <w:tc>
-          <w:tcPr>
-            <w:tcW w:type="dxa" w:w="794"/>
-          </w:tcPr>
-          <w:p>
-            <w:pPr>
-              <w:spacing w:before="0" w:after="0"/>
-              <w:jc w:val="both"/>
-            </w:pPr>
-            <w:r>
-              <w:rPr>
-                <w:b w:val="0"/>
-                <w:i w:val="0"/>
-              </w:rPr>
-              <w:t>1</w:t>
-            </w:r>
-          </w:p>
-        </w:tc>
-        <w:tc>
-          <w:tcPr>
-            <w:tcW w:type="dxa" w:w="2282"/>
-          </w:tcPr>
-          <w:p>
-            <w:pPr>
-              <w:spacing w:before="0" w:after="0"/>
-              <w:jc w:val="both"/>
-            </w:pPr>
-            <w:r>
-              <w:rPr>
-                <w:b w:val="0"/>
-                <w:i w:val="0"/>
-              </w:rPr>
-              <w:t>Matsuo Bashō – Người khai sáng thơ Haiku Nhật Bản</w:t>
-            </w:r>
-          </w:p>
-        </w:tc>
-        <w:tc>
-          <w:tcPr>
-            <w:tcW w:type="dxa" w:w="2282"/>
-          </w:tcPr>
-          <w:p>
-            <w:pPr>
-              <w:spacing w:before="0" w:after="0"/>
-              <w:jc w:val="both"/>
-            </w:pPr>
-            <w:r>
-              <w:rPr>
-                <w:b w:val="0"/>
-                <w:i w:val="0"/>
-              </w:rPr>
-              <w:t>Người Nổi Tiếng</w:t>
-            </w:r>
-          </w:p>
-        </w:tc>
-        <w:tc>
-          <w:tcPr>
-            <w:tcW w:type="dxa" w:w="2282"/>
-          </w:tcPr>
-          <w:p>
-            <w:pPr>
-              <w:spacing w:before="0" w:after="0"/>
-              <w:jc w:val="both"/>
-            </w:pPr>
-            <w:r>
-              <w:rPr>
-                <w:b w:val="0"/>
-                <w:i w:val="0"/>
-              </w:rPr>
-              <w:t>Tìm hiểu tác giả Ba-sô, thể thơ hai-cư</w:t>
-            </w:r>
-          </w:p>
-        </w:tc>
-        <w:tc>
-          <w:tcPr>
-            <w:tcW w:type="dxa" w:w="2282"/>
-          </w:tcPr>
-          <w:p>
-            <w:pPr>
-              <w:spacing w:before="0" w:after="0"/>
-              <w:jc w:val="both"/>
-            </w:pPr>
-            <w:r>
-              <w:rPr>
-                <w:b w:val="0"/>
-                <w:i w:val="0"/>
-              </w:rPr>
-              <w:t>https://www.youtube.com/watch?v=uS7Hxn7RKDo</w:t>
-            </w:r>
-          </w:p>
-        </w:tc>
-      </w:tr>
-      <w:tr>
-        <w:tc>
-          <w:tcPr>
-            <w:tcW w:type="dxa" w:w="794"/>
-          </w:tcPr>
-          <w:p>
-            <w:pPr>
-              <w:spacing w:before="0" w:after="0"/>
-              <w:jc w:val="both"/>
-            </w:pPr>
-            <w:r>
-              <w:rPr>
-                <w:b w:val="0"/>
-                <w:i w:val="0"/>
-              </w:rPr>
-              <w:t>2</w:t>
-            </w:r>
-          </w:p>
-        </w:tc>
-        <w:tc>
-          <w:tcPr>
-            <w:tcW w:type="dxa" w:w="2282"/>
-          </w:tcPr>
-          <w:p>
-            <w:pPr>
-              <w:spacing w:before="0" w:after="0"/>
-              <w:jc w:val="both"/>
-            </w:pPr>
-            <w:r>
-              <w:rPr>
-                <w:b w:val="0"/>
-                <w:i w:val="0"/>
-              </w:rPr>
-              <w:t>Cảm xúc mùa thu (Thu hứng bài 1, Đỗ Phủ) – Ngữ văn 10 KNTT</w:t>
-            </w:r>
-          </w:p>
-        </w:tc>
-        <w:tc>
-          <w:tcPr>
-            <w:tcW w:type="dxa" w:w="2282"/>
-          </w:tcPr>
-          <w:p>
-            <w:pPr>
-              <w:spacing w:before="0" w:after="0"/>
-              <w:jc w:val="both"/>
-            </w:pPr>
-            <w:r>
-              <w:rPr>
-                <w:b w:val="0"/>
-                <w:i w:val="0"/>
-              </w:rPr>
-              <w:t>Học liệu số giáo dục</w:t>
-            </w:r>
-          </w:p>
-        </w:tc>
-        <w:tc>
-          <w:tcPr>
-            <w:tcW w:type="dxa" w:w="2282"/>
-          </w:tcPr>
-          <w:p>
-            <w:pPr>
-              <w:spacing w:before="0" w:after="0"/>
-              <w:jc w:val="both"/>
-            </w:pPr>
-            <w:r>
-              <w:rPr>
-                <w:b w:val="0"/>
-                <w:i w:val="0"/>
-              </w:rPr>
-              <w:t>Đọc, tìm hiểu Thu hứng</w:t>
-            </w:r>
-          </w:p>
-        </w:tc>
-        <w:tc>
-          <w:tcPr>
-            <w:tcW w:type="dxa" w:w="2282"/>
-          </w:tcPr>
-          <w:p>
-            <w:pPr>
-              <w:spacing w:before="0" w:after="0"/>
-              <w:jc w:val="both"/>
-            </w:pPr>
-            <w:r>
-              <w:rPr>
-                <w:b w:val="0"/>
-                <w:i w:val="0"/>
-              </w:rPr>
-              <w:t>https://www.youtube.com/watch?v=WJr3ux-UmG4</w:t>
-            </w:r>
-          </w:p>
-        </w:tc>
-      </w:tr>
-      <w:tr>
-        <w:tc>
-          <w:tcPr>
-            <w:tcW w:type="dxa" w:w="794"/>
-          </w:tcPr>
-          <w:p>
-            <w:pPr>
-              <w:spacing w:before="0" w:after="0"/>
-              <w:jc w:val="both"/>
-            </w:pPr>
-            <w:r>
-              <w:rPr>
-                <w:b w:val="0"/>
-                <w:i w:val="0"/>
-              </w:rPr>
-              <w:t>3</w:t>
-            </w:r>
-          </w:p>
-        </w:tc>
-        <w:tc>
-          <w:tcPr>
-            <w:tcW w:type="dxa" w:w="2282"/>
-          </w:tcPr>
-          <w:p>
-            <w:pPr>
-              <w:spacing w:before="0" w:after="0"/>
-              <w:jc w:val="both"/>
-            </w:pPr>
-            <w:r>
-              <w:rPr>
-                <w:b w:val="0"/>
-                <w:i w:val="0"/>
-              </w:rPr>
-              <w:t>Bài thơ Mùa xuân chín – Hàn Mặc Tử – NSƯT Trần Thị Tuyết diễn ngâm</w:t>
-            </w:r>
-          </w:p>
-        </w:tc>
-        <w:tc>
-          <w:tcPr>
-            <w:tcW w:type="dxa" w:w="2282"/>
-          </w:tcPr>
-          <w:p>
-            <w:pPr>
-              <w:spacing w:before="0" w:after="0"/>
-              <w:jc w:val="both"/>
-            </w:pPr>
-            <w:r>
-              <w:rPr>
-                <w:b w:val="0"/>
-                <w:i w:val="0"/>
-              </w:rPr>
-              <w:t>Lê &amp; H</w:t>
-            </w:r>
-          </w:p>
-        </w:tc>
-        <w:tc>
-          <w:tcPr>
-            <w:tcW w:type="dxa" w:w="2282"/>
-          </w:tcPr>
-          <w:p>
-            <w:pPr>
-              <w:spacing w:before="0" w:after="0"/>
-              <w:jc w:val="both"/>
-            </w:pPr>
-            <w:r>
-              <w:rPr>
-                <w:b w:val="0"/>
-                <w:i w:val="0"/>
-              </w:rPr>
-              <w:t>Đọc diễn cảm Mùa xuân chín</w:t>
-            </w:r>
-          </w:p>
-        </w:tc>
-        <w:tc>
-          <w:tcPr>
-            <w:tcW w:type="dxa" w:w="2282"/>
-          </w:tcPr>
-          <w:p>
-            <w:pPr>
-              <w:spacing w:before="0" w:after="0"/>
-              <w:jc w:val="both"/>
-            </w:pPr>
-            <w:r>
-              <w:rPr>
-                <w:b w:val="0"/>
-                <w:i w:val="0"/>
-              </w:rPr>
-              <w:t>https://www.youtube.com/watch?v=Qvss02_9RAk</w:t>
-            </w:r>
-          </w:p>
-        </w:tc>
-      </w:tr>
-      <w:tr>
-        <w:tc>
-          <w:tcPr>
-            <w:tcW w:type="dxa" w:w="794"/>
-          </w:tcPr>
-          <w:p>
-            <w:pPr>
-              <w:spacing w:before="0" w:after="0"/>
-              <w:jc w:val="both"/>
-            </w:pPr>
-            <w:r>
-              <w:rPr>
-                <w:b w:val="0"/>
-                <w:i w:val="0"/>
-              </w:rPr>
-              <w:t>4</w:t>
-            </w:r>
-          </w:p>
-        </w:tc>
-        <w:tc>
-          <w:tcPr>
-            <w:tcW w:type="dxa" w:w="2282"/>
-          </w:tcPr>
-          <w:p>
-            <w:pPr>
-              <w:spacing w:before="0" w:after="0"/>
-              <w:jc w:val="both"/>
-            </w:pPr>
-            <w:r>
-              <w:rPr>
-                <w:b w:val="0"/>
-                <w:i w:val="0"/>
-              </w:rPr>
-              <w:t>Radio Văn học: “Mùa xuân chín” (Hàn Mặc Tử) qua lời bình của TS. Chu Văn Sơn</w:t>
-            </w:r>
-          </w:p>
-        </w:tc>
-        <w:tc>
-          <w:tcPr>
-            <w:tcW w:type="dxa" w:w="2282"/>
-          </w:tcPr>
-          <w:p>
-            <w:pPr>
-              <w:spacing w:before="0" w:after="0"/>
-              <w:jc w:val="both"/>
-            </w:pPr>
-            <w:r>
-              <w:rPr>
-                <w:b w:val="0"/>
-                <w:i w:val="0"/>
-              </w:rPr>
-              <w:t>Học Văn Cô Sương Mai</w:t>
-            </w:r>
-          </w:p>
-        </w:tc>
-        <w:tc>
-          <w:tcPr>
-            <w:tcW w:type="dxa" w:w="2282"/>
-          </w:tcPr>
-          <w:p>
-            <w:pPr>
-              <w:spacing w:before="0" w:after="0"/>
-              <w:jc w:val="both"/>
-            </w:pPr>
-            <w:r>
-              <w:rPr>
-                <w:b w:val="0"/>
-                <w:i w:val="0"/>
-              </w:rPr>
-              <w:t>Mở rộng – nghe bình thơ (ở nhà)</w:t>
-            </w:r>
-          </w:p>
-        </w:tc>
-        <w:tc>
-          <w:tcPr>
-            <w:tcW w:type="dxa" w:w="2282"/>
-          </w:tcPr>
-          <w:p>
-            <w:pPr>
-              <w:spacing w:before="0" w:after="0"/>
-              <w:jc w:val="both"/>
-            </w:pPr>
-            <w:r>
-              <w:rPr>
-                <w:b w:val="0"/>
-                <w:i w:val="0"/>
-              </w:rPr>
-              <w:t>https://www.youtube.com/watch?v=0Ff0pYhbatU</w:t>
-            </w:r>
-          </w:p>
-        </w:tc>
-      </w:tr>
-      <w:tr>
-        <w:tc>
-          <w:tcPr>
-            <w:tcW w:type="dxa" w:w="794"/>
-          </w:tcPr>
-          <w:p>
-            <w:pPr>
-              <w:spacing w:before="0" w:after="0"/>
-              <w:jc w:val="both"/>
-            </w:pPr>
-            <w:r>
-              <w:rPr>
-                <w:b w:val="0"/>
-                <w:i w:val="0"/>
-              </w:rPr>
-              <w:t>5</w:t>
-            </w:r>
-          </w:p>
-        </w:tc>
-        <w:tc>
-          <w:tcPr>
-            <w:tcW w:type="dxa" w:w="2282"/>
-          </w:tcPr>
-          <w:p>
-            <w:pPr>
-              <w:spacing w:before="0" w:after="0"/>
-              <w:jc w:val="both"/>
-            </w:pPr>
-            <w:r>
-              <w:rPr>
-                <w:b w:val="0"/>
-                <w:i w:val="0"/>
-              </w:rPr>
-              <w:t>Bài thơ Tiếng thu – Lưu Trọng Lư – Ngọc Sang diễn ngâm</w:t>
-            </w:r>
-          </w:p>
-        </w:tc>
-        <w:tc>
-          <w:tcPr>
-            <w:tcW w:type="dxa" w:w="2282"/>
-          </w:tcPr>
-          <w:p>
-            <w:pPr>
-              <w:spacing w:before="0" w:after="0"/>
-              <w:jc w:val="both"/>
-            </w:pPr>
-            <w:r>
-              <w:rPr>
-                <w:b w:val="0"/>
-                <w:i w:val="0"/>
-              </w:rPr>
-              <w:t>Nghệ sĩ ngâm thơ Ngọc Sang</w:t>
-            </w:r>
-          </w:p>
-        </w:tc>
-        <w:tc>
-          <w:tcPr>
-            <w:tcW w:type="dxa" w:w="2282"/>
-          </w:tcPr>
-          <w:p>
-            <w:pPr>
-              <w:spacing w:before="0" w:after="0"/>
-              <w:jc w:val="both"/>
-            </w:pPr>
-            <w:r>
-              <w:rPr>
-                <w:b w:val="0"/>
-                <w:i w:val="0"/>
-              </w:rPr>
-              <w:t>Mở đầu Văn bản 6 (thay cho bài hát phổ thơ)</w:t>
-            </w:r>
-          </w:p>
-        </w:tc>
-        <w:tc>
-          <w:tcPr>
-            <w:tcW w:type="dxa" w:w="2282"/>
-          </w:tcPr>
-          <w:p>
-            <w:pPr>
-              <w:spacing w:before="0" w:after="0"/>
-              <w:jc w:val="both"/>
-            </w:pPr>
-            <w:r>
-              <w:rPr>
-                <w:b w:val="0"/>
-                <w:i w:val="0"/>
-              </w:rPr>
-              <w:t>https://www.youtube.com/watch?v=c5RVyHI_TeU</w:t>
-            </w:r>
-          </w:p>
-        </w:tc>
-      </w:tr>
-    </w:tbl>
-    <w:p>
-      <w:pPr>
-        <w:spacing w:before="0" w:after="0"/>
-        <w:jc w:val="both"/>
-      </w:pPr>
     </w:p>
     <w:p>
       <w:pPr>

--- a/mon/ngu_van/khbd/lop10/KHBD_NGUVAN10_Bai2_VeDepCuaThoCa_T12-22.docx
+++ b/mon/ngu_van/khbd/lop10/KHBD_NGUVAN10_Bai2_VeDepCuaThoCa_T12-22.docx
@@ -12,20 +12,18 @@
           <w:b/>
           <w:i/>
         </w:rPr>
-        <w:t>Ngày …… tháng …… năm 2026</w:t>
-      </w:r>
-      <w:r>
+        <w:t>Ngày …… tháng …… năm ……</w:t>
         <w:tab/>
         <w:tab/>
         <w:tab/>
-        <w:t xml:space="preserve">       </w:t>
-      </w:r>
+        <w:t xml:space="preserve">       Họ và tên giáo viên: ……………………………</w:t>
+      </w:r>
+      <w:r/>
       <w:r>
         <w:rPr>
           <w:b/>
           <w:i/>
         </w:rPr>
-        <w:t xml:space="preserve">Họ và tên giáo viên: </w:t>
       </w:r>
     </w:p>
     <w:p>
@@ -4154,8 +4152,8 @@
       <w:r>
         <w:drawing>
           <wp:inline xmlns:a="http://schemas.openxmlformats.org/drawingml/2006/main" xmlns:pic="http://schemas.openxmlformats.org/drawingml/2006/picture">
-            <wp:extent cx="5760000" cy="3217752"/>
-            <wp:docPr id="3" name="Picture 3"/>
+            <wp:extent cx="5940000" cy="3335425"/>
+            <wp:docPr id="7" name="Picture 7"/>
             <wp:cNvGraphicFramePr>
               <a:graphicFrameLocks noChangeAspect="1"/>
             </wp:cNvGraphicFramePr>
@@ -4163,11 +4161,11 @@
               <a:graphicData uri="http://schemas.openxmlformats.org/drawingml/2006/picture">
                 <pic:pic>
                   <pic:nvPicPr>
-                    <pic:cNvPr id="0" name="SoDoTuDuy_NGUVAN10_Bai2_VeDepCuaThoCa_T12-22.png"/>
+                    <pic:cNvPr id="0" name="image.png"/>
                     <pic:cNvPicPr/>
                   </pic:nvPicPr>
                   <pic:blipFill>
-                    <a:blip r:embed="rId19"/>
+                    <a:blip r:embed="rId23"/>
                     <a:stretch>
                       <a:fillRect/>
                     </a:stretch>
@@ -4175,7 +4173,7 @@
                   <pic:spPr>
                     <a:xfrm>
                       <a:off x="0" y="0"/>
-                      <a:ext cx="5760000" cy="3217752"/>
+                      <a:ext cx="5940000" cy="3335425"/>
                     </a:xfrm>
                     <a:prstGeom prst="rect"/>
                   </pic:spPr>
@@ -4184,6 +4182,18 @@
             </a:graphic>
           </wp:inline>
         </w:drawing>
+      </w:r>
+    </w:p>
+    <w:p>
+      <w:pPr>
+        <w:jc w:val="center"/>
+      </w:pPr>
+      <w:r>
+        <w:rPr>
+          <w:i/>
+          <w:sz w:val="20"/>
+        </w:rPr>
+        <w:t>Sơ đồ tư duy – Vẻ đẹp của thơ ca (TTT biên soạn theo SGK)</w:t>
       </w:r>
     </w:p>
     <w:p>
@@ -5638,156 +5648,11 @@
         </w:tc>
       </w:tr>
     </w:tbl>
-    <w:p>
-      <w:pPr>
-        <w:spacing w:before="0" w:after="0"/>
-        <w:jc w:val="both"/>
-      </w:pPr>
-    </w:p>
-    <w:p>
-      <w:pPr>
-        <w:spacing w:before="0" w:after="0"/>
-        <w:jc w:val="both"/>
-      </w:pPr>
-    </w:p>
-    <w:tbl>
-      <w:tblPr>
-        <w:tblStyle w:val="TableGrid"/>
-        <w:tblW w:type="auto" w:w="0"/>
-        <w:jc w:val="center"/>
-        <w:tblLook w:firstColumn="1" w:firstRow="1" w:lastColumn="0" w:lastRow="0" w:noHBand="0" w:noVBand="1" w:val="04A0"/>
-      </w:tblPr>
-      <w:tblGrid>
-        <w:gridCol w:w="4961"/>
-        <w:gridCol w:w="4961"/>
-      </w:tblGrid>
-      <w:tr>
-        <w:tc>
-          <w:tcPr>
-            <w:tcW w:type="dxa" w:w="4961"/>
-            <w:tcBorders>
-              <w:top w:val="nil"/>
-              <w:left w:val="nil"/>
-              <w:bottom w:val="nil"/>
-              <w:right w:val="nil"/>
-            </w:tcBorders>
-          </w:tcPr>
-          <w:p>
-            <w:pPr>
-              <w:spacing w:before="80" w:after="0"/>
-              <w:jc w:val="center"/>
-            </w:pPr>
-            <w:r>
-              <w:rPr>
-                <w:b/>
-                <w:i w:val="0"/>
-              </w:rPr>
-              <w:t>TỔ TRƯỞNG CHUYÊN MÔN</w:t>
-            </w:r>
-          </w:p>
-          <w:p>
-            <w:pPr>
-              <w:spacing w:before="0" w:after="0"/>
-              <w:jc w:val="both"/>
-            </w:pPr>
-          </w:p>
-          <w:p>
-            <w:pPr>
-              <w:spacing w:before="0" w:after="0"/>
-              <w:jc w:val="both"/>
-            </w:pPr>
-          </w:p>
-          <w:p>
-            <w:pPr>
-              <w:spacing w:before="0" w:after="0"/>
-              <w:jc w:val="both"/>
-            </w:pPr>
-          </w:p>
-          <w:p>
-            <w:pPr>
-              <w:spacing w:before="0" w:after="0"/>
-              <w:jc w:val="both"/>
-            </w:pPr>
-          </w:p>
-        </w:tc>
-        <w:tc>
-          <w:tcPr>
-            <w:tcW w:type="dxa" w:w="4961"/>
-            <w:tcBorders>
-              <w:top w:val="nil"/>
-              <w:left w:val="nil"/>
-              <w:bottom w:val="nil"/>
-              <w:right w:val="nil"/>
-            </w:tcBorders>
-          </w:tcPr>
-          <w:p>
-            <w:pPr>
-              <w:spacing w:before="80" w:after="0"/>
-              <w:jc w:val="center"/>
-            </w:pPr>
-            <w:r>
-              <w:rPr>
-                <w:b/>
-                <w:i w:val="0"/>
-              </w:rPr>
-              <w:t>NGƯỜI SOẠN</w:t>
-            </w:r>
-          </w:p>
-          <w:p>
-            <w:pPr>
-              <w:spacing w:before="0" w:after="0"/>
-              <w:jc w:val="both"/>
-            </w:pPr>
-          </w:p>
-          <w:p>
-            <w:pPr>
-              <w:spacing w:before="0" w:after="0"/>
-              <w:jc w:val="both"/>
-            </w:pPr>
-          </w:p>
-          <w:p>
-            <w:pPr>
-              <w:spacing w:before="0" w:after="0"/>
-              <w:jc w:val="both"/>
-            </w:pPr>
-          </w:p>
-          <w:p>
-            <w:pPr>
-              <w:spacing w:before="0" w:after="0"/>
-              <w:jc w:val="both"/>
-            </w:pPr>
-          </w:p>
-        </w:tc>
-      </w:tr>
-    </w:tbl>
-    <w:p>
-      <w:pPr>
-        <w:spacing w:before="240" w:after="0"/>
-        <w:jc w:val="center"/>
-      </w:pPr>
-      <w:r>
-        <w:rPr>
-          <w:b/>
-          <w:i w:val="0"/>
-        </w:rPr>
-        <w:t>KIỂM TRA CỦA LÃNH ĐẠO</w:t>
-      </w:r>
-    </w:p>
-    <w:p>
-      <w:pPr>
-        <w:spacing w:before="0" w:after="0"/>
-        <w:jc w:val="center"/>
-      </w:pPr>
-      <w:r>
-        <w:rPr>
-          <w:b/>
-          <w:i w:val="0"/>
-        </w:rPr>
-        <w:t>PHÓ HIỆU TRƯỞNG</w:t>
-      </w:r>
-    </w:p>
     <w:sectPr>
       <w:footerReference w:type="default" r:id="rId14"/>
+      <w:headerReference w:type="default" r:id="rId20"/>
+      <w:headerReference w:type="first" r:id="rId21"/>
+      <w:footerReference w:type="first" r:id="rId22"/>
       <w:type w:val="continuous"/>
       <w:pgSz w:w="11907" w:h="16840" w:code="9"/>
       <w:pgMar w:top="851" w:right="708" w:bottom="851" w:left="1276" w:header="0" w:footer="283" w:gutter="0"/>
@@ -5887,6 +5752,16 @@
 </w:ftr>
 </file>
 
+<file path=word/footer2.xml><?xml version="1.0" encoding="utf-8"?>
+<w:ftr xmlns:m="http://schemas.openxmlformats.org/officeDocument/2006/math" xmlns:mc="http://schemas.openxmlformats.org/markup-compatibility/2006" xmlns:mo="http://schemas.microsoft.com/office/mac/office/2008/main" xmlns:mv="urn:schemas-microsoft-com:mac:vml" xmlns:o="urn:schemas-microsoft-com:office:office" xmlns:r="http://schemas.openxmlformats.org/officeDocument/2006/relationships" xmlns:v="urn:schemas-microsoft-com:vml" xmlns:w10="urn:schemas-microsoft-com:office:word" xmlns:w14="http://schemas.microsoft.com/office/word/2010/wordml" xmlns:w="http://schemas.openxmlformats.org/wordprocessingml/2006/main" xmlns:wne="http://schemas.microsoft.com/office/word/2006/wordml" xmlns:wp14="http://schemas.microsoft.com/office/word/2010/wordprocessingDrawing" xmlns:wp="http://schemas.openxmlformats.org/drawingml/2006/wordprocessingDrawing" xmlns:wpc="http://schemas.microsoft.com/office/word/2010/wordprocessingCanvas" xmlns:wpg="http://schemas.microsoft.com/office/word/2010/wordprocessingGroup" xmlns:wpi="http://schemas.microsoft.com/office/word/2010/wordprocessingInk" xmlns:wps="http://schemas.microsoft.com/office/word/2010/wordprocessingShape" mc:Ignorable="w14 wp14">
+  <w:p>
+    <w:pPr>
+      <w:pStyle w:val="Footer"/>
+    </w:pPr>
+  </w:p>
+</w:ftr>
+</file>
+
 <file path=word/footnotes.xml><?xml version="1.0" encoding="utf-8"?>
 <w:footnotes xmlns:wpc="http://schemas.microsoft.com/office/word/2010/wordprocessingCanvas" xmlns:cx="http://schemas.microsoft.com/office/drawing/2014/chartex" xmlns:cx1="http://schemas.microsoft.com/office/drawing/2015/9/8/chartex" xmlns:cx2="http://schemas.microsoft.com/office/drawing/2015/10/21/chartex" xmlns:cx3="http://schemas.microsoft.com/office/drawing/2016/5/9/chartex" xmlns:cx4="http://schemas.microsoft.com/office/drawing/2016/5/10/chartex" xmlns:cx5="http://schemas.microsoft.com/office/drawing/2016/5/11/chartex" xmlns:cx6="http://schemas.microsoft.com/office/drawing/2016/5/12/chartex" xmlns:cx7="http://schemas.microsoft.com/office/drawing/2016/5/13/chartex" xmlns:cx8="http://schemas.microsoft.com/office/drawing/2016/5/14/chartex" xmlns:mc="http://schemas.openxmlformats.org/markup-compatibility/2006" xmlns:aink="http://schemas.microsoft.com/office/drawing/2016/ink" xmlns:am3d="http://schemas.microsoft.com/office/drawing/2017/model3d" xmlns:o="urn:schemas-microsoft-com:office:office" xmlns:r="http://schemas.openxmlformats.org/officeDocument/2006/relationships" xmlns:m="http://schemas.openxmlformats.org/officeDocument/2006/math" xmlns:v="urn:schemas-microsoft-com:vml" xmlns:wp14="http://schemas.microsoft.com/office/word/2010/wordprocessingDrawing" xmlns:wp="http://schemas.openxmlformats.org/drawingml/2006/wordprocessingDrawing" xmlns:w10="urn:schemas-microsoft-com:office:word" xmlns:w="http://schemas.openxmlformats.org/wordprocessingml/2006/main" xmlns:w14="http://schemas.microsoft.com/office/word/2010/wordml" xmlns:w15="http://schemas.microsoft.com/office/word/2012/wordml" xmlns:w16cid="http://schemas.microsoft.com/office/word/2016/wordml/cid" xmlns:w16se="http://schemas.microsoft.com/office/word/2015/wordml/symex" xmlns:wpg="http://schemas.microsoft.com/office/word/2010/wordprocessingGroup" xmlns:wpi="http://schemas.microsoft.com/office/word/2010/wordprocessingInk" xmlns:wne="http://schemas.microsoft.com/office/word/2006/wordml" xmlns:wps="http://schemas.microsoft.com/office/word/2010/wordprocessingShape" mc:Ignorable="w14 w15 w16se w16cid wp14">
   <w:footnote w:type="separator" w:id="-1">
@@ -5910,6 +5785,26 @@
     </w:p>
   </w:footnote>
 </w:footnotes>
+</file>
+
+<file path=word/header1.xml><?xml version="1.0" encoding="utf-8"?>
+<w:hdr xmlns:m="http://schemas.openxmlformats.org/officeDocument/2006/math" xmlns:mc="http://schemas.openxmlformats.org/markup-compatibility/2006" xmlns:mo="http://schemas.microsoft.com/office/mac/office/2008/main" xmlns:mv="urn:schemas-microsoft-com:mac:vml" xmlns:o="urn:schemas-microsoft-com:office:office" xmlns:r="http://schemas.openxmlformats.org/officeDocument/2006/relationships" xmlns:v="urn:schemas-microsoft-com:vml" xmlns:w10="urn:schemas-microsoft-com:office:word" xmlns:w14="http://schemas.microsoft.com/office/word/2010/wordml" xmlns:w="http://schemas.openxmlformats.org/wordprocessingml/2006/main" xmlns:wne="http://schemas.microsoft.com/office/word/2006/wordml" xmlns:wp14="http://schemas.microsoft.com/office/word/2010/wordprocessingDrawing" xmlns:wp="http://schemas.openxmlformats.org/drawingml/2006/wordprocessingDrawing" xmlns:wpc="http://schemas.microsoft.com/office/word/2010/wordprocessingCanvas" xmlns:wpg="http://schemas.microsoft.com/office/word/2010/wordprocessingGroup" xmlns:wpi="http://schemas.microsoft.com/office/word/2010/wordprocessingInk" xmlns:wps="http://schemas.microsoft.com/office/word/2010/wordprocessingShape" mc:Ignorable="w14 wp14">
+  <w:p>
+    <w:pPr>
+      <w:pStyle w:val="Header"/>
+    </w:pPr>
+  </w:p>
+</w:hdr>
+</file>
+
+<file path=word/header2.xml><?xml version="1.0" encoding="utf-8"?>
+<w:hdr xmlns:m="http://schemas.openxmlformats.org/officeDocument/2006/math" xmlns:mc="http://schemas.openxmlformats.org/markup-compatibility/2006" xmlns:mo="http://schemas.microsoft.com/office/mac/office/2008/main" xmlns:mv="urn:schemas-microsoft-com:mac:vml" xmlns:o="urn:schemas-microsoft-com:office:office" xmlns:r="http://schemas.openxmlformats.org/officeDocument/2006/relationships" xmlns:v="urn:schemas-microsoft-com:vml" xmlns:w10="urn:schemas-microsoft-com:office:word" xmlns:w14="http://schemas.microsoft.com/office/word/2010/wordml" xmlns:w="http://schemas.openxmlformats.org/wordprocessingml/2006/main" xmlns:wne="http://schemas.microsoft.com/office/word/2006/wordml" xmlns:wp14="http://schemas.microsoft.com/office/word/2010/wordprocessingDrawing" xmlns:wp="http://schemas.openxmlformats.org/drawingml/2006/wordprocessingDrawing" xmlns:wpc="http://schemas.microsoft.com/office/word/2010/wordprocessingCanvas" xmlns:wpg="http://schemas.microsoft.com/office/word/2010/wordprocessingGroup" xmlns:wpi="http://schemas.microsoft.com/office/word/2010/wordprocessingInk" xmlns:wps="http://schemas.microsoft.com/office/word/2010/wordprocessingShape" mc:Ignorable="w14 wp14">
+  <w:p>
+    <w:pPr>
+      <w:pStyle w:val="Header"/>
+    </w:pPr>
+  </w:p>
+</w:hdr>
 </file>
 
 <file path=word/numbering.xml><?xml version="1.0" encoding="utf-8"?>
